--- a/Fase 2/Evidencias Proyecto/SRS (especificación de requisitos.docx
+++ b/Fase 2/Evidencias Proyecto/SRS (especificación de requisitos.docx
@@ -4,7 +4,7 @@
   <w:body>
     <w:p>
       <w:pPr>
-        <w:spacing w:before="760"/>
+        <w:spacing w:before="760" w:line="360" w:lineRule="auto"/>
         <w:jc w:val="center"/>
         <w:rPr>
           <w:rFonts w:ascii="Arial" w:hAnsi="Arial" w:cs="Arial"/>
@@ -23,7 +23,7 @@
     <w:p>
       <w:pPr>
         <w:pStyle w:val="Title"/>
-        <w:spacing w:before="480" w:after="360"/>
+        <w:spacing w:before="480" w:after="360" w:line="360" w:lineRule="auto"/>
         <w:jc w:val="center"/>
         <w:rPr>
           <w:rFonts w:ascii="Arial" w:hAnsi="Arial" w:cs="Arial"/>
@@ -56,6 +56,7 @@
     <w:p>
       <w:pPr>
         <w:pStyle w:val="Subtitle"/>
+        <w:spacing w:line="360" w:lineRule="auto"/>
         <w:jc w:val="center"/>
         <w:rPr>
           <w:rFonts w:ascii="Arial" w:hAnsi="Arial" w:cs="Arial"/>
@@ -97,6 +98,7 @@
     <w:p>
       <w:pPr>
         <w:pStyle w:val="Subtitle"/>
+        <w:spacing w:line="360" w:lineRule="auto"/>
         <w:jc w:val="center"/>
         <w:rPr>
           <w:rFonts w:ascii="Arial" w:hAnsi="Arial" w:cs="Arial"/>
@@ -128,7 +130,7 @@
     </w:p>
     <w:p>
       <w:pPr>
-        <w:spacing w:before="760"/>
+        <w:spacing w:before="760" w:line="360" w:lineRule="auto"/>
         <w:jc w:val="right"/>
         <w:rPr>
           <w:rFonts w:ascii="Arial" w:hAnsi="Arial" w:cs="Arial"/>
@@ -139,7 +141,7 @@
     </w:p>
     <w:p>
       <w:pPr>
-        <w:spacing w:before="760"/>
+        <w:spacing w:before="760" w:line="360" w:lineRule="auto"/>
         <w:jc w:val="right"/>
         <w:rPr>
           <w:rFonts w:ascii="Arial" w:hAnsi="Arial" w:cs="Arial"/>
@@ -150,7 +152,7 @@
     </w:p>
     <w:p>
       <w:pPr>
-        <w:spacing w:before="760"/>
+        <w:spacing w:before="760" w:line="360" w:lineRule="auto"/>
         <w:jc w:val="right"/>
         <w:rPr>
           <w:rFonts w:ascii="Arial" w:hAnsi="Arial" w:cs="Arial"/>
@@ -161,7 +163,7 @@
     </w:p>
     <w:p>
       <w:pPr>
-        <w:spacing w:before="760"/>
+        <w:spacing w:before="760" w:line="360" w:lineRule="auto"/>
         <w:jc w:val="right"/>
         <w:rPr>
           <w:rFonts w:ascii="Arial" w:hAnsi="Arial" w:cs="Arial"/>
@@ -172,7 +174,7 @@
     </w:p>
     <w:p>
       <w:pPr>
-        <w:spacing w:before="760"/>
+        <w:spacing w:before="760" w:line="360" w:lineRule="auto"/>
         <w:jc w:val="right"/>
         <w:rPr>
           <w:rFonts w:ascii="Arial" w:hAnsi="Arial" w:cs="Arial"/>
@@ -183,7 +185,7 @@
     </w:p>
     <w:p>
       <w:pPr>
-        <w:spacing w:before="760"/>
+        <w:spacing w:before="760" w:line="360" w:lineRule="auto"/>
         <w:jc w:val="right"/>
         <w:rPr>
           <w:rFonts w:ascii="Arial" w:hAnsi="Arial" w:cs="Arial"/>
@@ -194,7 +196,7 @@
     </w:p>
     <w:p>
       <w:pPr>
-        <w:spacing w:before="760"/>
+        <w:spacing w:before="760" w:line="360" w:lineRule="auto"/>
         <w:jc w:val="right"/>
         <w:rPr>
           <w:rFonts w:ascii="Arial" w:hAnsi="Arial" w:cs="Arial"/>
@@ -212,6 +214,7 @@
     </w:p>
     <w:p>
       <w:pPr>
+        <w:spacing w:line="360" w:lineRule="auto"/>
         <w:jc w:val="right"/>
         <w:rPr>
           <w:rFonts w:ascii="Arial" w:hAnsi="Arial" w:cs="Arial"/>
@@ -244,6 +247,7 @@
     </w:p>
     <w:p>
       <w:pPr>
+        <w:spacing w:line="360" w:lineRule="auto"/>
         <w:jc w:val="right"/>
         <w:rPr>
           <w:rFonts w:ascii="Arial" w:hAnsi="Arial" w:cs="Arial"/>
@@ -260,7 +264,7 @@
     </w:p>
     <w:p>
       <w:pPr>
-        <w:jc w:val="right"/>
+        <w:spacing w:line="360" w:lineRule="auto"/>
         <w:rPr>
           <w:rFonts w:ascii="Arial" w:hAnsi="Arial" w:cs="Arial"/>
           <w:lang w:val="es-CL"/>
@@ -271,70 +275,21 @@
           <w:rFonts w:ascii="Arial" w:hAnsi="Arial" w:cs="Arial"/>
           <w:lang w:val="es-CL"/>
         </w:rPr>
-        <w:t xml:space="preserve">Revisión documental </w:t>
+        <w:br w:type="page"/>
       </w:r>
       <w:r>
         <w:rPr>
           <w:rFonts w:ascii="Arial" w:hAnsi="Arial" w:cs="Arial"/>
           <w:lang w:val="es-CL"/>
         </w:rPr>
-        <w:t>11</w:t>
-      </w:r>
-      <w:r>
-        <w:rPr>
-          <w:rFonts w:ascii="Arial" w:hAnsi="Arial" w:cs="Arial"/>
-          <w:lang w:val="es-CL"/>
-        </w:rPr>
-        <w:t xml:space="preserve"> de octubre de 2026</w:t>
-      </w:r>
-      <w:r>
-        <w:rPr>
-          <w:rFonts w:ascii="Arial" w:hAnsi="Arial" w:cs="Arial"/>
-          <w:lang w:val="es-CL"/>
-        </w:rPr>
-        <w:br/>
-        <w:t>Estados de Scrum al 03 de octubre de 2026</w:t>
+        <w:lastRenderedPageBreak/>
+        <w:t>Índice</w:t>
       </w:r>
     </w:p>
     <w:p>
       <w:pPr>
-        <w:rPr>
-          <w:rFonts w:ascii="Arial" w:hAnsi="Arial" w:cs="Arial"/>
-          <w:lang w:val="es-CL"/>
-        </w:rPr>
-      </w:pPr>
-      <w:r>
-        <w:rPr>
-          <w:rFonts w:ascii="Arial" w:hAnsi="Arial" w:cs="Arial"/>
-          <w:lang w:val="es-CL"/>
-        </w:rPr>
-        <w:br w:type="page"/>
-      </w:r>
-    </w:p>
-    <w:p>
-      <w:pPr>
-        <w:pStyle w:val="Heading1"/>
-        <w:rPr>
-          <w:rFonts w:ascii="Arial" w:hAnsi="Arial" w:cs="Arial"/>
-          <w:sz w:val="22"/>
-          <w:szCs w:val="22"/>
-        </w:rPr>
-      </w:pPr>
-      <w:proofErr w:type="spellStart"/>
-      <w:r>
-        <w:rPr>
-          <w:rFonts w:ascii="Arial" w:hAnsi="Arial" w:cs="Arial"/>
-          <w:sz w:val="22"/>
-          <w:szCs w:val="22"/>
-        </w:rPr>
-        <w:lastRenderedPageBreak/>
-        <w:t>Índice</w:t>
-      </w:r>
-      <w:proofErr w:type="spellEnd"/>
-    </w:p>
-    <w:p>
-      <w:pPr>
         <w:pStyle w:val="TOC11"/>
+        <w:spacing w:line="360" w:lineRule="auto"/>
         <w:rPr>
           <w:rFonts w:ascii="Arial" w:hAnsi="Arial" w:cs="Arial"/>
           <w:noProof/>
@@ -431,6 +386,7 @@
     <w:p>
       <w:pPr>
         <w:pStyle w:val="TOC11"/>
+        <w:spacing w:line="360" w:lineRule="auto"/>
         <w:rPr>
           <w:rFonts w:ascii="Arial" w:hAnsi="Arial" w:cs="Arial"/>
           <w:noProof/>
@@ -506,6 +462,7 @@
     <w:p>
       <w:pPr>
         <w:pStyle w:val="TOC11"/>
+        <w:spacing w:line="360" w:lineRule="auto"/>
         <w:rPr>
           <w:rFonts w:ascii="Arial" w:hAnsi="Arial" w:cs="Arial"/>
           <w:noProof/>
@@ -581,6 +538,7 @@
     <w:p>
       <w:pPr>
         <w:pStyle w:val="TOC11"/>
+        <w:spacing w:line="360" w:lineRule="auto"/>
         <w:rPr>
           <w:rFonts w:ascii="Arial" w:hAnsi="Arial" w:cs="Arial"/>
           <w:noProof/>
@@ -656,6 +614,7 @@
     <w:p>
       <w:pPr>
         <w:pStyle w:val="TOC11"/>
+        <w:spacing w:line="360" w:lineRule="auto"/>
         <w:rPr>
           <w:rFonts w:ascii="Arial" w:hAnsi="Arial" w:cs="Arial"/>
           <w:noProof/>
@@ -731,6 +690,7 @@
     <w:p>
       <w:pPr>
         <w:pStyle w:val="TOC11"/>
+        <w:spacing w:line="360" w:lineRule="auto"/>
         <w:rPr>
           <w:rFonts w:ascii="Arial" w:hAnsi="Arial" w:cs="Arial"/>
           <w:noProof/>
@@ -806,6 +766,7 @@
     <w:p>
       <w:pPr>
         <w:pStyle w:val="TOC11"/>
+        <w:spacing w:line="360" w:lineRule="auto"/>
         <w:rPr>
           <w:rFonts w:ascii="Arial" w:hAnsi="Arial" w:cs="Arial"/>
           <w:noProof/>
@@ -881,6 +842,7 @@
     <w:p>
       <w:pPr>
         <w:pStyle w:val="TOC11"/>
+        <w:spacing w:line="360" w:lineRule="auto"/>
         <w:rPr>
           <w:rFonts w:ascii="Arial" w:hAnsi="Arial" w:cs="Arial"/>
           <w:noProof/>
@@ -956,6 +918,7 @@
     <w:p>
       <w:pPr>
         <w:pStyle w:val="TOC11"/>
+        <w:spacing w:line="360" w:lineRule="auto"/>
         <w:rPr>
           <w:rFonts w:ascii="Arial" w:hAnsi="Arial" w:cs="Arial"/>
           <w:noProof/>
@@ -1031,6 +994,7 @@
     <w:p>
       <w:pPr>
         <w:pStyle w:val="TOC11"/>
+        <w:spacing w:line="360" w:lineRule="auto"/>
         <w:rPr>
           <w:rFonts w:ascii="Arial" w:hAnsi="Arial" w:cs="Arial"/>
           <w:sz w:val="22"/>
@@ -1111,6 +1075,7 @@
     </w:p>
     <w:p>
       <w:pPr>
+        <w:spacing w:line="360" w:lineRule="auto"/>
         <w:rPr>
           <w:rFonts w:ascii="Arial" w:hAnsi="Arial" w:cs="Arial"/>
         </w:rPr>
@@ -1125,6 +1090,7 @@
     <w:p>
       <w:pPr>
         <w:pStyle w:val="Heading1"/>
+        <w:spacing w:line="360" w:lineRule="auto"/>
         <w:rPr>
           <w:rFonts w:ascii="Arial" w:hAnsi="Arial" w:cs="Arial"/>
           <w:sz w:val="22"/>
@@ -1141,32 +1107,13 @@
           <w:lang w:val="es-CL"/>
         </w:rPr>
         <w:lastRenderedPageBreak/>
-        <w:t xml:space="preserve">1 </w:t>
-      </w:r>
-      <w:proofErr w:type="gramStart"/>
-      <w:r>
-        <w:rPr>
-          <w:rFonts w:ascii="Arial" w:hAnsi="Arial" w:cs="Arial"/>
-          <w:sz w:val="22"/>
-          <w:szCs w:val="22"/>
-          <w:lang w:val="es-CL"/>
-        </w:rPr>
-        <w:t>Resumen</w:t>
-      </w:r>
-      <w:proofErr w:type="gramEnd"/>
-      <w:r>
-        <w:rPr>
-          <w:rFonts w:ascii="Arial" w:hAnsi="Arial" w:cs="Arial"/>
-          <w:sz w:val="22"/>
-          <w:szCs w:val="22"/>
-          <w:lang w:val="es-CL"/>
-        </w:rPr>
-        <w:t xml:space="preserve"> ejecutivo</w:t>
+        <w:t>1 Resumen ejecutivo</w:t>
       </w:r>
       <w:bookmarkEnd w:id="0"/>
     </w:p>
     <w:p>
       <w:pPr>
+        <w:spacing w:line="360" w:lineRule="auto"/>
         <w:rPr>
           <w:rFonts w:ascii="Arial" w:hAnsi="Arial" w:cs="Arial"/>
           <w:lang w:val="es-CL"/>
@@ -1198,6 +1145,7 @@
     </w:p>
     <w:p>
       <w:pPr>
+        <w:spacing w:line="360" w:lineRule="auto"/>
         <w:rPr>
           <w:rFonts w:ascii="Arial" w:hAnsi="Arial" w:cs="Arial"/>
           <w:lang w:val="es-CL"/>
@@ -1214,6 +1162,7 @@
     <w:p>
       <w:pPr>
         <w:pStyle w:val="Heading1"/>
+        <w:spacing w:line="360" w:lineRule="auto"/>
         <w:rPr>
           <w:rFonts w:ascii="Arial" w:hAnsi="Arial" w:cs="Arial"/>
           <w:sz w:val="22"/>
@@ -1229,32 +1178,13 @@
           <w:szCs w:val="22"/>
           <w:lang w:val="es-CL"/>
         </w:rPr>
-        <w:t xml:space="preserve">2 </w:t>
-      </w:r>
-      <w:proofErr w:type="gramStart"/>
-      <w:r>
-        <w:rPr>
-          <w:rFonts w:ascii="Arial" w:hAnsi="Arial" w:cs="Arial"/>
-          <w:sz w:val="22"/>
-          <w:szCs w:val="22"/>
-          <w:lang w:val="es-CL"/>
-        </w:rPr>
-        <w:t>Introducción</w:t>
-      </w:r>
-      <w:proofErr w:type="gramEnd"/>
-      <w:r>
-        <w:rPr>
-          <w:rFonts w:ascii="Arial" w:hAnsi="Arial" w:cs="Arial"/>
-          <w:sz w:val="22"/>
-          <w:szCs w:val="22"/>
-          <w:lang w:val="es-CL"/>
-        </w:rPr>
-        <w:t xml:space="preserve"> y alcance de la decisión</w:t>
+        <w:t>2 Introducción y alcance de la decisión</w:t>
       </w:r>
       <w:bookmarkEnd w:id="1"/>
     </w:p>
     <w:p>
       <w:pPr>
+        <w:spacing w:line="360" w:lineRule="auto"/>
         <w:rPr>
           <w:rFonts w:ascii="Arial" w:hAnsi="Arial" w:cs="Arial"/>
           <w:lang w:val="es-CL"/>
@@ -1302,6 +1232,7 @@
     </w:p>
     <w:p>
       <w:pPr>
+        <w:spacing w:line="360" w:lineRule="auto"/>
         <w:rPr>
           <w:rFonts w:ascii="Arial" w:hAnsi="Arial" w:cs="Arial"/>
           <w:lang w:val="es-CL"/>
@@ -1318,6 +1249,7 @@
     <w:p>
       <w:pPr>
         <w:pStyle w:val="Heading1"/>
+        <w:spacing w:line="360" w:lineRule="auto"/>
         <w:rPr>
           <w:rFonts w:ascii="Arial" w:hAnsi="Arial" w:cs="Arial"/>
           <w:sz w:val="22"/>
@@ -1349,9 +1281,19 @@
           <w:sz w:val="22"/>
           <w:szCs w:val="22"/>
         </w:rPr>
-        <w:t xml:space="preserve"> requisitos</w:t>
+        <w:t xml:space="preserve"> </w:t>
+      </w:r>
+      <w:proofErr w:type="spellStart"/>
+      <w:r>
+        <w:rPr>
+          <w:rFonts w:ascii="Arial" w:hAnsi="Arial" w:cs="Arial"/>
+          <w:sz w:val="22"/>
+          <w:szCs w:val="22"/>
+        </w:rPr>
+        <w:t>requisitos</w:t>
       </w:r>
       <w:bookmarkEnd w:id="2"/>
+      <w:proofErr w:type="spellEnd"/>
     </w:p>
     <w:tbl>
       <w:tblPr>
@@ -1393,7 +1335,7 @@
           </w:tcPr>
           <w:p>
             <w:pPr>
-              <w:spacing w:after="0" w:line="252" w:lineRule="auto"/>
+              <w:spacing w:after="0" w:line="360" w:lineRule="auto"/>
               <w:rPr>
                 <w:rFonts w:ascii="Arial" w:hAnsi="Arial" w:cs="Arial"/>
               </w:rPr>
@@ -1416,7 +1358,7 @@
           </w:tcPr>
           <w:p>
             <w:pPr>
-              <w:spacing w:after="0" w:line="252" w:lineRule="auto"/>
+              <w:spacing w:after="0" w:line="360" w:lineRule="auto"/>
               <w:rPr>
                 <w:rFonts w:ascii="Arial" w:hAnsi="Arial" w:cs="Arial"/>
               </w:rPr>
@@ -1439,7 +1381,7 @@
           </w:tcPr>
           <w:p>
             <w:pPr>
-              <w:spacing w:after="0" w:line="252" w:lineRule="auto"/>
+              <w:spacing w:after="0" w:line="360" w:lineRule="auto"/>
               <w:rPr>
                 <w:rFonts w:ascii="Arial" w:hAnsi="Arial" w:cs="Arial"/>
               </w:rPr>
@@ -1468,7 +1410,7 @@
           </w:tcPr>
           <w:p>
             <w:pPr>
-              <w:spacing w:after="0" w:line="252" w:lineRule="auto"/>
+              <w:spacing w:after="0" w:line="360" w:lineRule="auto"/>
               <w:rPr>
                 <w:rFonts w:ascii="Arial" w:hAnsi="Arial" w:cs="Arial"/>
               </w:rPr>
@@ -1489,7 +1431,7 @@
           </w:tcPr>
           <w:p>
             <w:pPr>
-              <w:spacing w:after="0" w:line="252" w:lineRule="auto"/>
+              <w:spacing w:after="0" w:line="360" w:lineRule="auto"/>
               <w:rPr>
                 <w:rFonts w:ascii="Arial" w:hAnsi="Arial" w:cs="Arial"/>
               </w:rPr>
@@ -1510,7 +1452,7 @@
           </w:tcPr>
           <w:p>
             <w:pPr>
-              <w:spacing w:after="0" w:line="252" w:lineRule="auto"/>
+              <w:spacing w:after="0" w:line="360" w:lineRule="auto"/>
               <w:rPr>
                 <w:rFonts w:ascii="Arial" w:hAnsi="Arial" w:cs="Arial"/>
               </w:rPr>
@@ -1537,7 +1479,7 @@
           </w:tcPr>
           <w:p>
             <w:pPr>
-              <w:spacing w:after="0" w:line="252" w:lineRule="auto"/>
+              <w:spacing w:after="0" w:line="360" w:lineRule="auto"/>
               <w:rPr>
                 <w:rFonts w:ascii="Arial" w:hAnsi="Arial" w:cs="Arial"/>
               </w:rPr>
@@ -1558,7 +1500,7 @@
           </w:tcPr>
           <w:p>
             <w:pPr>
-              <w:spacing w:after="0" w:line="252" w:lineRule="auto"/>
+              <w:spacing w:after="0" w:line="360" w:lineRule="auto"/>
               <w:jc w:val="center"/>
               <w:rPr>
                 <w:rFonts w:ascii="Arial" w:hAnsi="Arial" w:cs="Arial"/>
@@ -1580,7 +1522,7 @@
           </w:tcPr>
           <w:p>
             <w:pPr>
-              <w:spacing w:after="0" w:line="252" w:lineRule="auto"/>
+              <w:spacing w:after="0" w:line="360" w:lineRule="auto"/>
               <w:rPr>
                 <w:rFonts w:ascii="Arial" w:hAnsi="Arial" w:cs="Arial"/>
               </w:rPr>
@@ -1607,7 +1549,7 @@
           </w:tcPr>
           <w:p>
             <w:pPr>
-              <w:spacing w:after="0" w:line="252" w:lineRule="auto"/>
+              <w:spacing w:after="0" w:line="360" w:lineRule="auto"/>
               <w:rPr>
                 <w:rFonts w:ascii="Arial" w:hAnsi="Arial" w:cs="Arial"/>
               </w:rPr>
@@ -1628,7 +1570,7 @@
           </w:tcPr>
           <w:p>
             <w:pPr>
-              <w:spacing w:after="0" w:line="252" w:lineRule="auto"/>
+              <w:spacing w:after="0" w:line="360" w:lineRule="auto"/>
               <w:jc w:val="center"/>
               <w:rPr>
                 <w:rFonts w:ascii="Arial" w:hAnsi="Arial" w:cs="Arial"/>
@@ -1650,7 +1592,7 @@
           </w:tcPr>
           <w:p>
             <w:pPr>
-              <w:spacing w:after="0" w:line="252" w:lineRule="auto"/>
+              <w:spacing w:after="0" w:line="360" w:lineRule="auto"/>
               <w:rPr>
                 <w:rFonts w:ascii="Arial" w:hAnsi="Arial" w:cs="Arial"/>
               </w:rPr>
@@ -1677,7 +1619,7 @@
           </w:tcPr>
           <w:p>
             <w:pPr>
-              <w:spacing w:after="0" w:line="252" w:lineRule="auto"/>
+              <w:spacing w:after="0" w:line="360" w:lineRule="auto"/>
               <w:rPr>
                 <w:rFonts w:ascii="Arial" w:hAnsi="Arial" w:cs="Arial"/>
               </w:rPr>
@@ -1698,7 +1640,7 @@
           </w:tcPr>
           <w:p>
             <w:pPr>
-              <w:spacing w:after="0" w:line="252" w:lineRule="auto"/>
+              <w:spacing w:after="0" w:line="360" w:lineRule="auto"/>
               <w:jc w:val="center"/>
               <w:rPr>
                 <w:rFonts w:ascii="Arial" w:hAnsi="Arial" w:cs="Arial"/>
@@ -1720,7 +1662,7 @@
           </w:tcPr>
           <w:p>
             <w:pPr>
-              <w:spacing w:after="0" w:line="252" w:lineRule="auto"/>
+              <w:spacing w:after="0" w:line="360" w:lineRule="auto"/>
               <w:rPr>
                 <w:rFonts w:ascii="Arial" w:hAnsi="Arial" w:cs="Arial"/>
               </w:rPr>
@@ -1747,7 +1689,7 @@
           </w:tcPr>
           <w:p>
             <w:pPr>
-              <w:spacing w:after="0" w:line="252" w:lineRule="auto"/>
+              <w:spacing w:after="0" w:line="360" w:lineRule="auto"/>
               <w:rPr>
                 <w:rFonts w:ascii="Arial" w:hAnsi="Arial" w:cs="Arial"/>
               </w:rPr>
@@ -1768,7 +1710,7 @@
           </w:tcPr>
           <w:p>
             <w:pPr>
-              <w:spacing w:after="0" w:line="252" w:lineRule="auto"/>
+              <w:spacing w:after="0" w:line="360" w:lineRule="auto"/>
               <w:jc w:val="center"/>
               <w:rPr>
                 <w:rFonts w:ascii="Arial" w:hAnsi="Arial" w:cs="Arial"/>
@@ -1790,7 +1732,7 @@
           </w:tcPr>
           <w:p>
             <w:pPr>
-              <w:spacing w:after="0" w:line="252" w:lineRule="auto"/>
+              <w:spacing w:after="0" w:line="360" w:lineRule="auto"/>
               <w:rPr>
                 <w:rFonts w:ascii="Arial" w:hAnsi="Arial" w:cs="Arial"/>
               </w:rPr>
@@ -1817,7 +1759,7 @@
           </w:tcPr>
           <w:p>
             <w:pPr>
-              <w:spacing w:after="0" w:line="252" w:lineRule="auto"/>
+              <w:spacing w:after="0" w:line="360" w:lineRule="auto"/>
               <w:rPr>
                 <w:rFonts w:ascii="Arial" w:hAnsi="Arial" w:cs="Arial"/>
               </w:rPr>
@@ -1838,7 +1780,7 @@
           </w:tcPr>
           <w:p>
             <w:pPr>
-              <w:spacing w:after="0" w:line="252" w:lineRule="auto"/>
+              <w:spacing w:after="0" w:line="360" w:lineRule="auto"/>
               <w:rPr>
                 <w:rFonts w:ascii="Arial" w:hAnsi="Arial" w:cs="Arial"/>
               </w:rPr>
@@ -1859,7 +1801,7 @@
           </w:tcPr>
           <w:p>
             <w:pPr>
-              <w:spacing w:after="0" w:line="252" w:lineRule="auto"/>
+              <w:spacing w:after="0" w:line="360" w:lineRule="auto"/>
               <w:rPr>
                 <w:rFonts w:ascii="Arial" w:hAnsi="Arial" w:cs="Arial"/>
               </w:rPr>
@@ -1886,7 +1828,7 @@
           </w:tcPr>
           <w:p>
             <w:pPr>
-              <w:spacing w:after="0" w:line="252" w:lineRule="auto"/>
+              <w:spacing w:after="0" w:line="360" w:lineRule="auto"/>
               <w:rPr>
                 <w:rFonts w:ascii="Arial" w:hAnsi="Arial" w:cs="Arial"/>
               </w:rPr>
@@ -1895,6 +1837,7 @@
               <w:rPr>
                 <w:rFonts w:ascii="Arial" w:hAnsi="Arial" w:cs="Arial"/>
               </w:rPr>
+              <w:lastRenderedPageBreak/>
               <w:t>Aceptación</w:t>
             </w:r>
           </w:p>
@@ -1907,7 +1850,7 @@
           </w:tcPr>
           <w:p>
             <w:pPr>
-              <w:spacing w:after="0" w:line="252" w:lineRule="auto"/>
+              <w:spacing w:after="0" w:line="360" w:lineRule="auto"/>
               <w:rPr>
                 <w:rFonts w:ascii="Arial" w:hAnsi="Arial" w:cs="Arial"/>
                 <w:lang w:val="es-CL"/>
@@ -1930,7 +1873,7 @@
           </w:tcPr>
           <w:p>
             <w:pPr>
-              <w:spacing w:after="0" w:line="252" w:lineRule="auto"/>
+              <w:spacing w:after="0" w:line="360" w:lineRule="auto"/>
               <w:rPr>
                 <w:rFonts w:ascii="Arial" w:hAnsi="Arial" w:cs="Arial"/>
               </w:rPr>
@@ -1969,7 +1912,7 @@
     </w:tbl>
     <w:p>
       <w:pPr>
-        <w:spacing w:after="20"/>
+        <w:spacing w:after="20" w:line="360" w:lineRule="auto"/>
         <w:rPr>
           <w:rFonts w:ascii="Arial" w:hAnsi="Arial" w:cs="Arial"/>
         </w:rPr>
@@ -1977,6 +1920,7 @@
     </w:p>
     <w:p>
       <w:pPr>
+        <w:spacing w:line="360" w:lineRule="auto"/>
         <w:rPr>
           <w:rFonts w:ascii="Arial" w:hAnsi="Arial" w:cs="Arial"/>
           <w:lang w:val="es-CL"/>
@@ -2009,6 +1953,7 @@
     <w:p>
       <w:pPr>
         <w:pStyle w:val="Heading1"/>
+        <w:spacing w:line="360" w:lineRule="auto"/>
         <w:rPr>
           <w:rFonts w:ascii="Arial" w:hAnsi="Arial" w:cs="Arial"/>
           <w:sz w:val="22"/>
@@ -2024,33 +1969,13 @@
           <w:szCs w:val="22"/>
           <w:lang w:val="es-CL"/>
         </w:rPr>
-        <w:lastRenderedPageBreak/>
-        <w:t xml:space="preserve">4 </w:t>
-      </w:r>
-      <w:proofErr w:type="gramStart"/>
-      <w:r>
-        <w:rPr>
-          <w:rFonts w:ascii="Arial" w:hAnsi="Arial" w:cs="Arial"/>
-          <w:sz w:val="22"/>
-          <w:szCs w:val="22"/>
-          <w:lang w:val="es-CL"/>
-        </w:rPr>
-        <w:t>Requisitos</w:t>
-      </w:r>
-      <w:proofErr w:type="gramEnd"/>
-      <w:r>
-        <w:rPr>
-          <w:rFonts w:ascii="Arial" w:hAnsi="Arial" w:cs="Arial"/>
-          <w:sz w:val="22"/>
-          <w:szCs w:val="22"/>
-          <w:lang w:val="es-CL"/>
-        </w:rPr>
-        <w:t xml:space="preserve"> funcionales y reglas de negocio</w:t>
+        <w:t>4 Requisitos funcionales y reglas de negocio</w:t>
       </w:r>
       <w:bookmarkEnd w:id="3"/>
     </w:p>
     <w:p>
       <w:pPr>
+        <w:spacing w:line="360" w:lineRule="auto"/>
         <w:rPr>
           <w:rFonts w:ascii="Arial" w:hAnsi="Arial" w:cs="Arial"/>
           <w:lang w:val="es-CL"/>
@@ -2066,6 +1991,7 @@
     </w:p>
     <w:p>
       <w:pPr>
+        <w:spacing w:line="360" w:lineRule="auto"/>
         <w:rPr>
           <w:rFonts w:ascii="Arial" w:hAnsi="Arial" w:cs="Arial"/>
           <w:lang w:val="es-CL"/>
@@ -2098,6 +2024,7 @@
     <w:p>
       <w:pPr>
         <w:pStyle w:val="Heading1"/>
+        <w:spacing w:line="360" w:lineRule="auto"/>
         <w:rPr>
           <w:rFonts w:ascii="Arial" w:hAnsi="Arial" w:cs="Arial"/>
           <w:sz w:val="22"/>
@@ -2113,32 +2040,13 @@
           <w:szCs w:val="22"/>
           <w:lang w:val="es-CL"/>
         </w:rPr>
-        <w:t xml:space="preserve">5 </w:t>
-      </w:r>
-      <w:proofErr w:type="gramStart"/>
-      <w:r>
-        <w:rPr>
-          <w:rFonts w:ascii="Arial" w:hAnsi="Arial" w:cs="Arial"/>
-          <w:sz w:val="22"/>
-          <w:szCs w:val="22"/>
-          <w:lang w:val="es-CL"/>
-        </w:rPr>
-        <w:t>Requisitos</w:t>
-      </w:r>
-      <w:proofErr w:type="gramEnd"/>
-      <w:r>
-        <w:rPr>
-          <w:rFonts w:ascii="Arial" w:hAnsi="Arial" w:cs="Arial"/>
-          <w:sz w:val="22"/>
-          <w:szCs w:val="22"/>
-          <w:lang w:val="es-CL"/>
-        </w:rPr>
-        <w:t xml:space="preserve"> no funcionales y comprobación</w:t>
+        <w:t>5 Requisitos no funcionales y comprobación</w:t>
       </w:r>
       <w:bookmarkEnd w:id="4"/>
     </w:p>
     <w:p>
       <w:pPr>
+        <w:spacing w:line="360" w:lineRule="auto"/>
         <w:rPr>
           <w:rFonts w:ascii="Arial" w:hAnsi="Arial" w:cs="Arial"/>
           <w:lang w:val="es-CL"/>
@@ -2154,6 +2062,7 @@
     </w:p>
     <w:p>
       <w:pPr>
+        <w:spacing w:line="360" w:lineRule="auto"/>
         <w:rPr>
           <w:rFonts w:ascii="Arial" w:hAnsi="Arial" w:cs="Arial"/>
           <w:lang w:val="es-CL"/>
@@ -2170,6 +2079,7 @@
     <w:p>
       <w:pPr>
         <w:pStyle w:val="Heading1"/>
+        <w:spacing w:line="360" w:lineRule="auto"/>
         <w:rPr>
           <w:rFonts w:ascii="Arial" w:hAnsi="Arial" w:cs="Arial"/>
           <w:sz w:val="22"/>
@@ -2185,32 +2095,13 @@
           <w:szCs w:val="22"/>
           <w:lang w:val="es-CL"/>
         </w:rPr>
-        <w:t xml:space="preserve">6 </w:t>
-      </w:r>
-      <w:proofErr w:type="gramStart"/>
-      <w:r>
-        <w:rPr>
-          <w:rFonts w:ascii="Arial" w:hAnsi="Arial" w:cs="Arial"/>
-          <w:sz w:val="22"/>
-          <w:szCs w:val="22"/>
-          <w:lang w:val="es-CL"/>
-        </w:rPr>
-        <w:t>Trazabilidad</w:t>
-      </w:r>
-      <w:proofErr w:type="gramEnd"/>
-      <w:r>
-        <w:rPr>
-          <w:rFonts w:ascii="Arial" w:hAnsi="Arial" w:cs="Arial"/>
-          <w:sz w:val="22"/>
-          <w:szCs w:val="22"/>
-          <w:lang w:val="es-CL"/>
-        </w:rPr>
-        <w:t xml:space="preserve"> y cambios</w:t>
+        <w:t>6 Trazabilidad y cambios</w:t>
       </w:r>
       <w:bookmarkEnd w:id="5"/>
     </w:p>
     <w:p>
       <w:pPr>
+        <w:spacing w:line="360" w:lineRule="auto"/>
         <w:rPr>
           <w:rFonts w:ascii="Arial" w:hAnsi="Arial" w:cs="Arial"/>
           <w:lang w:val="es-CL"/>
@@ -2242,6 +2133,7 @@
     </w:p>
     <w:p>
       <w:pPr>
+        <w:spacing w:line="360" w:lineRule="auto"/>
         <w:rPr>
           <w:rFonts w:ascii="Arial" w:hAnsi="Arial" w:cs="Arial"/>
           <w:lang w:val="es-CL"/>
@@ -2252,6 +2144,7 @@
           <w:rFonts w:ascii="Arial" w:hAnsi="Arial" w:cs="Arial"/>
           <w:lang w:val="es-CL"/>
         </w:rPr>
+        <w:lastRenderedPageBreak/>
         <w:t xml:space="preserve">Las versiones registran fecha y </w:t>
       </w:r>
       <w:proofErr w:type="spellStart"/>
@@ -2306,6 +2199,7 @@
     <w:p>
       <w:pPr>
         <w:pStyle w:val="Heading1"/>
+        <w:spacing w:line="360" w:lineRule="auto"/>
         <w:rPr>
           <w:rFonts w:ascii="Arial" w:hAnsi="Arial" w:cs="Arial"/>
           <w:sz w:val="22"/>
@@ -2321,32 +2215,13 @@
           <w:szCs w:val="22"/>
           <w:lang w:val="es-CL"/>
         </w:rPr>
-        <w:t xml:space="preserve">7 </w:t>
-      </w:r>
-      <w:proofErr w:type="gramStart"/>
-      <w:r>
-        <w:rPr>
-          <w:rFonts w:ascii="Arial" w:hAnsi="Arial" w:cs="Arial"/>
-          <w:sz w:val="22"/>
-          <w:szCs w:val="22"/>
-          <w:lang w:val="es-CL"/>
-        </w:rPr>
-        <w:t>Condiciones</w:t>
-      </w:r>
-      <w:proofErr w:type="gramEnd"/>
-      <w:r>
-        <w:rPr>
-          <w:rFonts w:ascii="Arial" w:hAnsi="Arial" w:cs="Arial"/>
-          <w:sz w:val="22"/>
-          <w:szCs w:val="22"/>
-          <w:lang w:val="es-CL"/>
-        </w:rPr>
-        <w:t xml:space="preserve"> para una futura SRS formal</w:t>
+        <w:t>7 Condiciones para una futura SRS formal</w:t>
       </w:r>
       <w:bookmarkEnd w:id="6"/>
     </w:p>
     <w:p>
       <w:pPr>
+        <w:spacing w:line="360" w:lineRule="auto"/>
         <w:rPr>
           <w:rFonts w:ascii="Arial" w:hAnsi="Arial" w:cs="Arial"/>
           <w:lang w:val="es-CL"/>
@@ -2362,6 +2237,7 @@
     </w:p>
     <w:p>
       <w:pPr>
+        <w:spacing w:line="360" w:lineRule="auto"/>
         <w:rPr>
           <w:rFonts w:ascii="Arial" w:hAnsi="Arial" w:cs="Arial"/>
           <w:lang w:val="es-CL"/>
@@ -2378,6 +2254,7 @@
     <w:p>
       <w:pPr>
         <w:pStyle w:val="Heading1"/>
+        <w:spacing w:line="360" w:lineRule="auto"/>
         <w:rPr>
           <w:rFonts w:ascii="Arial" w:hAnsi="Arial" w:cs="Arial"/>
           <w:sz w:val="22"/>
@@ -2393,33 +2270,13 @@
           <w:szCs w:val="22"/>
           <w:lang w:val="es-CL"/>
         </w:rPr>
-        <w:lastRenderedPageBreak/>
-        <w:t xml:space="preserve">8 </w:t>
-      </w:r>
-      <w:proofErr w:type="gramStart"/>
-      <w:r>
-        <w:rPr>
-          <w:rFonts w:ascii="Arial" w:hAnsi="Arial" w:cs="Arial"/>
-          <w:sz w:val="22"/>
-          <w:szCs w:val="22"/>
-          <w:lang w:val="es-CL"/>
-        </w:rPr>
-        <w:t>Evidencias</w:t>
-      </w:r>
-      <w:proofErr w:type="gramEnd"/>
-      <w:r>
-        <w:rPr>
-          <w:rFonts w:ascii="Arial" w:hAnsi="Arial" w:cs="Arial"/>
-          <w:sz w:val="22"/>
-          <w:szCs w:val="22"/>
-          <w:lang w:val="es-CL"/>
-        </w:rPr>
-        <w:t xml:space="preserve"> relacionadas con esta versión</w:t>
+        <w:t>8 Evidencias relacionadas con esta versión</w:t>
       </w:r>
       <w:bookmarkEnd w:id="7"/>
     </w:p>
     <w:p>
       <w:pPr>
+        <w:spacing w:line="360" w:lineRule="auto"/>
         <w:rPr>
           <w:rFonts w:ascii="Arial" w:hAnsi="Arial" w:cs="Arial"/>
           <w:lang w:val="es-CL"/>
@@ -2456,6 +2313,7 @@
           </w:tcPr>
           <w:p>
             <w:pPr>
+              <w:spacing w:line="360" w:lineRule="auto"/>
               <w:rPr>
                 <w:rFonts w:ascii="Arial" w:hAnsi="Arial" w:cs="Arial"/>
                 <w:lang w:val="es-CL"/>
@@ -2489,6 +2347,7 @@
                 <w:ilvl w:val="0"/>
                 <w:numId w:val="10"/>
               </w:numPr>
+              <w:spacing w:line="360" w:lineRule="auto"/>
               <w:rPr>
                 <w:rFonts w:ascii="Arial" w:hAnsi="Arial" w:cs="Arial"/>
                 <w:lang w:val="es-CL"/>
@@ -2520,6 +2379,7 @@
                 <w:ilvl w:val="0"/>
                 <w:numId w:val="10"/>
               </w:numPr>
+              <w:spacing w:line="360" w:lineRule="auto"/>
               <w:rPr>
                 <w:rFonts w:ascii="Arial" w:hAnsi="Arial" w:cs="Arial"/>
                 <w:lang w:val="es-CL"/>
@@ -2551,6 +2411,7 @@
                 <w:ilvl w:val="0"/>
                 <w:numId w:val="10"/>
               </w:numPr>
+              <w:spacing w:line="360" w:lineRule="auto"/>
               <w:rPr>
                 <w:rFonts w:ascii="Arial" w:hAnsi="Arial" w:cs="Arial"/>
                 <w:lang w:val="es-CL"/>
@@ -2582,6 +2443,7 @@
                 <w:ilvl w:val="0"/>
                 <w:numId w:val="10"/>
               </w:numPr>
+              <w:spacing w:line="360" w:lineRule="auto"/>
               <w:rPr>
                 <w:rFonts w:ascii="Arial" w:hAnsi="Arial" w:cs="Arial"/>
                 <w:lang w:val="es-CL"/>
@@ -2613,6 +2475,7 @@
                 <w:ilvl w:val="0"/>
                 <w:numId w:val="10"/>
               </w:numPr>
+              <w:spacing w:line="360" w:lineRule="auto"/>
               <w:rPr>
                 <w:rFonts w:ascii="Arial" w:hAnsi="Arial" w:cs="Arial"/>
                 <w:lang w:val="es-CL"/>
@@ -2644,6 +2507,7 @@
                 <w:ilvl w:val="0"/>
                 <w:numId w:val="10"/>
               </w:numPr>
+              <w:spacing w:line="360" w:lineRule="auto"/>
               <w:rPr>
                 <w:rFonts w:ascii="Arial" w:hAnsi="Arial" w:cs="Arial"/>
                 <w:lang w:val="es-CL"/>
@@ -2675,6 +2539,7 @@
                 <w:ilvl w:val="0"/>
                 <w:numId w:val="10"/>
               </w:numPr>
+              <w:spacing w:line="360" w:lineRule="auto"/>
               <w:rPr>
                 <w:rFonts w:ascii="Arial" w:hAnsi="Arial" w:cs="Arial"/>
                 <w:lang w:val="es-CL"/>
@@ -2706,6 +2571,7 @@
                 <w:ilvl w:val="0"/>
                 <w:numId w:val="10"/>
               </w:numPr>
+              <w:spacing w:line="360" w:lineRule="auto"/>
               <w:rPr>
                 <w:rFonts w:ascii="Arial" w:hAnsi="Arial" w:cs="Arial"/>
                 <w:lang w:val="es-CL"/>
@@ -2716,6 +2582,7 @@
                 <w:rFonts w:ascii="Arial" w:hAnsi="Arial" w:cs="Arial"/>
                 <w:lang w:val="es-CL"/>
               </w:rPr>
+              <w:lastRenderedPageBreak/>
               <w:t xml:space="preserve">NRF-08 (Compatibilidad) equivale a RNF12. </w:t>
             </w:r>
           </w:p>
@@ -2737,6 +2604,7 @@
                 <w:ilvl w:val="0"/>
                 <w:numId w:val="10"/>
               </w:numPr>
+              <w:spacing w:line="360" w:lineRule="auto"/>
               <w:rPr>
                 <w:rFonts w:ascii="Arial" w:hAnsi="Arial" w:cs="Arial"/>
                 <w:lang w:val="es-CL"/>
@@ -2768,6 +2636,7 @@
                 <w:ilvl w:val="0"/>
                 <w:numId w:val="10"/>
               </w:numPr>
+              <w:spacing w:line="360" w:lineRule="auto"/>
               <w:rPr>
                 <w:rFonts w:ascii="Arial" w:hAnsi="Arial" w:cs="Arial"/>
                 <w:lang w:val="es-CL"/>
@@ -2799,6 +2668,7 @@
                 <w:ilvl w:val="0"/>
                 <w:numId w:val="10"/>
               </w:numPr>
+              <w:spacing w:line="360" w:lineRule="auto"/>
               <w:rPr>
                 <w:rFonts w:ascii="Arial" w:hAnsi="Arial" w:cs="Arial"/>
                 <w:lang w:val="es-CL"/>
@@ -2830,6 +2700,7 @@
                 <w:ilvl w:val="0"/>
                 <w:numId w:val="10"/>
               </w:numPr>
+              <w:spacing w:line="360" w:lineRule="auto"/>
               <w:rPr>
                 <w:rFonts w:ascii="Arial" w:hAnsi="Arial" w:cs="Arial"/>
                 <w:lang w:val="es-CL"/>
@@ -2861,6 +2732,7 @@
                 <w:ilvl w:val="0"/>
                 <w:numId w:val="10"/>
               </w:numPr>
+              <w:spacing w:line="360" w:lineRule="auto"/>
               <w:rPr>
                 <w:rFonts w:ascii="Arial" w:hAnsi="Arial" w:cs="Arial"/>
                 <w:lang w:val="es-CL"/>
@@ -2908,6 +2780,7 @@
                 <w:ilvl w:val="0"/>
                 <w:numId w:val="10"/>
               </w:numPr>
+              <w:spacing w:line="360" w:lineRule="auto"/>
               <w:rPr>
                 <w:rFonts w:ascii="Arial" w:hAnsi="Arial" w:cs="Arial"/>
                 <w:lang w:val="es-CL"/>
@@ -2939,6 +2812,7 @@
                 <w:ilvl w:val="0"/>
                 <w:numId w:val="10"/>
               </w:numPr>
+              <w:spacing w:line="360" w:lineRule="auto"/>
               <w:rPr>
                 <w:rFonts w:ascii="Arial" w:hAnsi="Arial" w:cs="Arial"/>
                 <w:lang w:val="es-CL"/>
@@ -2986,6 +2860,7 @@
                 <w:ilvl w:val="0"/>
                 <w:numId w:val="10"/>
               </w:numPr>
+              <w:spacing w:line="360" w:lineRule="auto"/>
               <w:rPr>
                 <w:rFonts w:ascii="Arial" w:hAnsi="Arial" w:cs="Arial"/>
                 <w:lang w:val="es-CL"/>
@@ -3022,6 +2897,7 @@
           </w:tcPr>
           <w:p>
             <w:pPr>
+              <w:spacing w:line="360" w:lineRule="auto"/>
               <w:rPr>
                 <w:rFonts w:ascii="Arial" w:hAnsi="Arial" w:cs="Arial"/>
                 <w:lang w:val="es-CL"/>
@@ -3055,6 +2931,7 @@
                 <w:ilvl w:val="0"/>
                 <w:numId w:val="11"/>
               </w:numPr>
+              <w:spacing w:line="360" w:lineRule="auto"/>
               <w:rPr>
                 <w:rFonts w:ascii="Arial" w:hAnsi="Arial" w:cs="Arial"/>
                 <w:lang w:val="es-CL"/>
@@ -3086,6 +2963,7 @@
                 <w:ilvl w:val="0"/>
                 <w:numId w:val="11"/>
               </w:numPr>
+              <w:spacing w:line="360" w:lineRule="auto"/>
               <w:rPr>
                 <w:rFonts w:ascii="Arial" w:hAnsi="Arial" w:cs="Arial"/>
                 <w:lang w:val="es-CL"/>
@@ -3117,6 +2995,7 @@
                 <w:ilvl w:val="0"/>
                 <w:numId w:val="11"/>
               </w:numPr>
+              <w:spacing w:line="360" w:lineRule="auto"/>
               <w:rPr>
                 <w:rFonts w:ascii="Arial" w:hAnsi="Arial" w:cs="Arial"/>
                 <w:lang w:val="es-CL"/>
@@ -3148,6 +3027,7 @@
                 <w:ilvl w:val="0"/>
                 <w:numId w:val="11"/>
               </w:numPr>
+              <w:spacing w:line="360" w:lineRule="auto"/>
               <w:rPr>
                 <w:rFonts w:ascii="Arial" w:hAnsi="Arial" w:cs="Arial"/>
                 <w:lang w:val="es-CL"/>
@@ -3179,6 +3059,7 @@
                 <w:ilvl w:val="0"/>
                 <w:numId w:val="11"/>
               </w:numPr>
+              <w:spacing w:line="360" w:lineRule="auto"/>
               <w:rPr>
                 <w:rFonts w:ascii="Arial" w:hAnsi="Arial" w:cs="Arial"/>
                 <w:lang w:val="es-CL"/>
@@ -3210,6 +3091,7 @@
                 <w:ilvl w:val="0"/>
                 <w:numId w:val="11"/>
               </w:numPr>
+              <w:spacing w:line="360" w:lineRule="auto"/>
               <w:rPr>
                 <w:rFonts w:ascii="Arial" w:hAnsi="Arial" w:cs="Arial"/>
                 <w:lang w:val="es-CL"/>
@@ -3241,6 +3123,7 @@
                 <w:ilvl w:val="0"/>
                 <w:numId w:val="11"/>
               </w:numPr>
+              <w:spacing w:line="360" w:lineRule="auto"/>
               <w:rPr>
                 <w:rFonts w:ascii="Arial" w:hAnsi="Arial" w:cs="Arial"/>
                 <w:lang w:val="es-CL"/>
@@ -3272,6 +3155,7 @@
                 <w:ilvl w:val="0"/>
                 <w:numId w:val="11"/>
               </w:numPr>
+              <w:spacing w:line="360" w:lineRule="auto"/>
               <w:rPr>
                 <w:rFonts w:ascii="Arial" w:hAnsi="Arial" w:cs="Arial"/>
                 <w:lang w:val="es-CL"/>
@@ -3303,6 +3187,7 @@
                 <w:ilvl w:val="0"/>
                 <w:numId w:val="11"/>
               </w:numPr>
+              <w:spacing w:line="360" w:lineRule="auto"/>
               <w:rPr>
                 <w:rFonts w:ascii="Arial" w:hAnsi="Arial" w:cs="Arial"/>
                 <w:lang w:val="es-CL"/>
@@ -3313,7 +3198,6 @@
                 <w:rFonts w:ascii="Arial" w:hAnsi="Arial" w:cs="Arial"/>
                 <w:lang w:val="es-CL"/>
               </w:rPr>
-              <w:lastRenderedPageBreak/>
               <w:t xml:space="preserve">HU09: RF08, RF33. </w:t>
             </w:r>
           </w:p>
@@ -3335,6 +3219,7 @@
                 <w:ilvl w:val="0"/>
                 <w:numId w:val="11"/>
               </w:numPr>
+              <w:spacing w:line="360" w:lineRule="auto"/>
               <w:rPr>
                 <w:rFonts w:ascii="Arial" w:hAnsi="Arial" w:cs="Arial"/>
                 <w:lang w:val="es-CL"/>
@@ -3366,6 +3251,7 @@
                 <w:ilvl w:val="0"/>
                 <w:numId w:val="11"/>
               </w:numPr>
+              <w:spacing w:line="360" w:lineRule="auto"/>
               <w:rPr>
                 <w:rFonts w:ascii="Arial" w:hAnsi="Arial" w:cs="Arial"/>
                 <w:lang w:val="es-CL"/>
@@ -3397,6 +3283,7 @@
                 <w:ilvl w:val="0"/>
                 <w:numId w:val="11"/>
               </w:numPr>
+              <w:spacing w:line="360" w:lineRule="auto"/>
               <w:rPr>
                 <w:rFonts w:ascii="Arial" w:hAnsi="Arial" w:cs="Arial"/>
                 <w:lang w:val="es-CL"/>
@@ -3428,6 +3315,7 @@
                 <w:ilvl w:val="0"/>
                 <w:numId w:val="11"/>
               </w:numPr>
+              <w:spacing w:line="360" w:lineRule="auto"/>
               <w:rPr>
                 <w:rFonts w:ascii="Arial" w:hAnsi="Arial" w:cs="Arial"/>
                 <w:lang w:val="es-CL"/>
@@ -3459,6 +3347,7 @@
                 <w:ilvl w:val="0"/>
                 <w:numId w:val="11"/>
               </w:numPr>
+              <w:spacing w:line="360" w:lineRule="auto"/>
               <w:rPr>
                 <w:rFonts w:ascii="Arial" w:hAnsi="Arial" w:cs="Arial"/>
                 <w:lang w:val="es-CL"/>
@@ -3490,6 +3379,7 @@
                 <w:ilvl w:val="0"/>
                 <w:numId w:val="11"/>
               </w:numPr>
+              <w:spacing w:line="360" w:lineRule="auto"/>
               <w:rPr>
                 <w:rFonts w:ascii="Arial" w:hAnsi="Arial" w:cs="Arial"/>
                 <w:lang w:val="es-CL"/>
@@ -3521,6 +3411,7 @@
                 <w:ilvl w:val="0"/>
                 <w:numId w:val="11"/>
               </w:numPr>
+              <w:spacing w:line="360" w:lineRule="auto"/>
               <w:rPr>
                 <w:rFonts w:ascii="Arial" w:hAnsi="Arial" w:cs="Arial"/>
                 <w:lang w:val="es-CL"/>
@@ -3531,6 +3422,7 @@
                 <w:rFonts w:ascii="Arial" w:hAnsi="Arial" w:cs="Arial"/>
                 <w:lang w:val="es-CL"/>
               </w:rPr>
+              <w:lastRenderedPageBreak/>
               <w:t xml:space="preserve">HU16: RF09, RF22, RF23. </w:t>
             </w:r>
           </w:p>
@@ -3552,6 +3444,7 @@
                 <w:ilvl w:val="0"/>
                 <w:numId w:val="11"/>
               </w:numPr>
+              <w:spacing w:line="360" w:lineRule="auto"/>
               <w:rPr>
                 <w:rFonts w:ascii="Arial" w:hAnsi="Arial" w:cs="Arial"/>
                 <w:lang w:val="es-CL"/>
@@ -3583,6 +3476,7 @@
                 <w:ilvl w:val="0"/>
                 <w:numId w:val="11"/>
               </w:numPr>
+              <w:spacing w:line="360" w:lineRule="auto"/>
               <w:rPr>
                 <w:rFonts w:ascii="Arial" w:hAnsi="Arial" w:cs="Arial"/>
                 <w:lang w:val="es-CL"/>
@@ -3614,6 +3508,7 @@
                 <w:ilvl w:val="0"/>
                 <w:numId w:val="11"/>
               </w:numPr>
+              <w:spacing w:line="360" w:lineRule="auto"/>
               <w:rPr>
                 <w:rFonts w:ascii="Arial" w:hAnsi="Arial" w:cs="Arial"/>
                 <w:lang w:val="es-CL"/>
@@ -3645,6 +3540,7 @@
                 <w:ilvl w:val="0"/>
                 <w:numId w:val="11"/>
               </w:numPr>
+              <w:spacing w:line="360" w:lineRule="auto"/>
               <w:rPr>
                 <w:rFonts w:ascii="Arial" w:hAnsi="Arial" w:cs="Arial"/>
                 <w:lang w:val="es-CL"/>
@@ -3676,6 +3572,7 @@
                 <w:ilvl w:val="0"/>
                 <w:numId w:val="11"/>
               </w:numPr>
+              <w:spacing w:line="360" w:lineRule="auto"/>
               <w:rPr>
                 <w:rFonts w:ascii="Arial" w:hAnsi="Arial" w:cs="Arial"/>
                 <w:lang w:val="es-CL"/>
@@ -3707,6 +3604,7 @@
                 <w:ilvl w:val="0"/>
                 <w:numId w:val="11"/>
               </w:numPr>
+              <w:spacing w:line="360" w:lineRule="auto"/>
               <w:rPr>
                 <w:rFonts w:ascii="Arial" w:hAnsi="Arial" w:cs="Arial"/>
                 <w:lang w:val="es-CL"/>
@@ -3738,6 +3636,7 @@
                 <w:ilvl w:val="0"/>
                 <w:numId w:val="11"/>
               </w:numPr>
+              <w:spacing w:line="360" w:lineRule="auto"/>
               <w:rPr>
                 <w:rFonts w:ascii="Arial" w:hAnsi="Arial" w:cs="Arial"/>
                 <w:lang w:val="es-CL"/>
@@ -3769,6 +3668,7 @@
                 <w:ilvl w:val="0"/>
                 <w:numId w:val="11"/>
               </w:numPr>
+              <w:spacing w:line="360" w:lineRule="auto"/>
               <w:rPr>
                 <w:rFonts w:ascii="Arial" w:hAnsi="Arial" w:cs="Arial"/>
                 <w:lang w:val="es-CL"/>
@@ -3800,6 +3700,7 @@
                 <w:ilvl w:val="0"/>
                 <w:numId w:val="11"/>
               </w:numPr>
+              <w:spacing w:line="360" w:lineRule="auto"/>
               <w:rPr>
                 <w:rFonts w:ascii="Arial" w:hAnsi="Arial" w:cs="Arial"/>
                 <w:lang w:val="es-CL"/>
@@ -3831,6 +3732,7 @@
                 <w:ilvl w:val="0"/>
                 <w:numId w:val="11"/>
               </w:numPr>
+              <w:spacing w:line="360" w:lineRule="auto"/>
               <w:rPr>
                 <w:rFonts w:ascii="Arial" w:hAnsi="Arial" w:cs="Arial"/>
                 <w:lang w:val="es-CL"/>
@@ -3862,6 +3764,7 @@
                 <w:ilvl w:val="0"/>
                 <w:numId w:val="11"/>
               </w:numPr>
+              <w:spacing w:line="360" w:lineRule="auto"/>
               <w:rPr>
                 <w:rFonts w:ascii="Arial" w:hAnsi="Arial" w:cs="Arial"/>
                 <w:lang w:val="es-CL"/>
@@ -3893,6 +3796,7 @@
                 <w:ilvl w:val="0"/>
                 <w:numId w:val="11"/>
               </w:numPr>
+              <w:spacing w:line="360" w:lineRule="auto"/>
               <w:rPr>
                 <w:rFonts w:ascii="Arial" w:hAnsi="Arial" w:cs="Arial"/>
                 <w:lang w:val="es-CL"/>
@@ -3924,6 +3828,7 @@
                 <w:ilvl w:val="0"/>
                 <w:numId w:val="11"/>
               </w:numPr>
+              <w:spacing w:line="360" w:lineRule="auto"/>
               <w:rPr>
                 <w:rFonts w:ascii="Arial" w:hAnsi="Arial" w:cs="Arial"/>
                 <w:lang w:val="es-CL"/>
@@ -3955,6 +3860,7 @@
                 <w:ilvl w:val="0"/>
                 <w:numId w:val="11"/>
               </w:numPr>
+              <w:spacing w:line="360" w:lineRule="auto"/>
               <w:rPr>
                 <w:rFonts w:ascii="Arial" w:hAnsi="Arial" w:cs="Arial"/>
                 <w:lang w:val="es-CL"/>
@@ -3986,6 +3892,7 @@
                 <w:ilvl w:val="0"/>
                 <w:numId w:val="11"/>
               </w:numPr>
+              <w:spacing w:line="360" w:lineRule="auto"/>
               <w:rPr>
                 <w:rFonts w:ascii="Arial" w:hAnsi="Arial" w:cs="Arial"/>
                 <w:lang w:val="es-CL"/>
@@ -4017,6 +3924,7 @@
                 <w:ilvl w:val="0"/>
                 <w:numId w:val="11"/>
               </w:numPr>
+              <w:spacing w:line="360" w:lineRule="auto"/>
               <w:rPr>
                 <w:rFonts w:ascii="Arial" w:hAnsi="Arial" w:cs="Arial"/>
                 <w:lang w:val="es-CL"/>
@@ -4048,15 +3956,14 @@
                 <w:ilvl w:val="0"/>
                 <w:numId w:val="11"/>
               </w:numPr>
+              <w:spacing w:line="360" w:lineRule="auto"/>
               <w:rPr>
                 <w:rFonts w:ascii="Arial" w:hAnsi="Arial" w:cs="Arial"/>
-                <w:lang w:val="es-CL"/>
               </w:rPr>
             </w:pPr>
             <w:r>
               <w:rPr>
                 <w:rFonts w:ascii="Arial" w:hAnsi="Arial" w:cs="Arial"/>
-                <w:lang w:val="es-CL"/>
               </w:rPr>
               <w:t xml:space="preserve">HU33: RF16, RF17, RF19, RF20, RF21, RF30, RF31, RF32. </w:t>
             </w:r>
@@ -4079,6 +3986,7 @@
                 <w:ilvl w:val="0"/>
                 <w:numId w:val="11"/>
               </w:numPr>
+              <w:spacing w:line="360" w:lineRule="auto"/>
               <w:rPr>
                 <w:rFonts w:ascii="Arial" w:hAnsi="Arial" w:cs="Arial"/>
                 <w:lang w:val="es-CL"/>
@@ -4110,6 +4018,7 @@
                 <w:ilvl w:val="0"/>
                 <w:numId w:val="11"/>
               </w:numPr>
+              <w:spacing w:line="360" w:lineRule="auto"/>
               <w:rPr>
                 <w:rFonts w:ascii="Arial" w:hAnsi="Arial" w:cs="Arial"/>
                 <w:lang w:val="es-CL"/>
@@ -4128,6 +4037,7 @@
     </w:tbl>
     <w:p>
       <w:pPr>
+        <w:spacing w:line="360" w:lineRule="auto"/>
         <w:rPr>
           <w:rFonts w:ascii="Arial" w:hAnsi="Arial" w:cs="Arial"/>
           <w:lang w:val="es-CL"/>
@@ -4136,6 +4046,7 @@
     </w:p>
     <w:p>
       <w:pPr>
+        <w:spacing w:line="360" w:lineRule="auto"/>
         <w:rPr>
           <w:rFonts w:ascii="Arial" w:hAnsi="Arial" w:cs="Arial"/>
           <w:lang w:val="es-CL"/>
@@ -4144,6 +4055,7 @@
     </w:p>
     <w:p>
       <w:pPr>
+        <w:spacing w:line="360" w:lineRule="auto"/>
         <w:rPr>
           <w:rFonts w:ascii="Arial" w:hAnsi="Arial" w:cs="Arial"/>
           <w:lang w:val="es-CL"/>
@@ -4153,6 +4065,7 @@
     <w:p>
       <w:pPr>
         <w:pStyle w:val="Heading1"/>
+        <w:spacing w:line="360" w:lineRule="auto"/>
         <w:rPr>
           <w:rFonts w:ascii="Arial" w:hAnsi="Arial" w:cs="Arial"/>
           <w:sz w:val="22"/>
@@ -4169,23 +4082,13 @@
           <w:lang w:val="es-CL"/>
         </w:rPr>
         <w:lastRenderedPageBreak/>
-        <w:t xml:space="preserve">9 </w:t>
-      </w:r>
-      <w:proofErr w:type="gramStart"/>
-      <w:r>
-        <w:rPr>
-          <w:rFonts w:ascii="Arial" w:hAnsi="Arial" w:cs="Arial"/>
-          <w:sz w:val="22"/>
-          <w:szCs w:val="22"/>
-          <w:lang w:val="es-CL"/>
-        </w:rPr>
-        <w:t>Conclusiones</w:t>
+        <w:t>9 Conclusiones</w:t>
       </w:r>
       <w:bookmarkEnd w:id="8"/>
-      <w:proofErr w:type="gramEnd"/>
     </w:p>
     <w:p>
       <w:pPr>
+        <w:spacing w:line="360" w:lineRule="auto"/>
         <w:rPr>
           <w:rFonts w:ascii="Arial" w:hAnsi="Arial" w:cs="Arial"/>
           <w:lang w:val="es-CL"/>
@@ -4217,19 +4120,22 @@
     </w:p>
     <w:p>
       <w:pPr>
-        <w:spacing w:after="60"/>
-        <w:rPr>
-          <w:rFonts w:ascii="Arial" w:hAnsi="Arial" w:cs="Arial"/>
+        <w:spacing w:after="60" w:line="360" w:lineRule="auto"/>
+        <w:rPr>
+          <w:rFonts w:ascii="Arial" w:hAnsi="Arial" w:cs="Arial"/>
+          <w:lang w:val="es-CL"/>
         </w:rPr>
       </w:pPr>
     </w:p>
     <w:p>
       <w:pPr>
         <w:pStyle w:val="Heading1"/>
+        <w:spacing w:line="360" w:lineRule="auto"/>
         <w:rPr>
           <w:rFonts w:ascii="Arial" w:hAnsi="Arial" w:cs="Arial"/>
           <w:sz w:val="22"/>
           <w:szCs w:val="22"/>
+          <w:lang w:val="es-CL"/>
         </w:rPr>
       </w:pPr>
       <w:bookmarkStart w:id="9" w:name="h10"/>
@@ -4238,6 +4144,7 @@
           <w:rFonts w:ascii="Arial" w:hAnsi="Arial" w:cs="Arial"/>
           <w:sz w:val="22"/>
           <w:szCs w:val="22"/>
+          <w:lang w:val="es-CL"/>
         </w:rPr>
         <w:t>1</w:t>
       </w:r>
@@ -4246,6 +4153,7 @@
           <w:rFonts w:ascii="Arial" w:hAnsi="Arial" w:cs="Arial"/>
           <w:sz w:val="22"/>
           <w:szCs w:val="22"/>
+          <w:lang w:val="es-CL"/>
         </w:rPr>
         <w:t>0</w:t>
       </w:r>
@@ -4254,23 +4162,15 @@
           <w:rFonts w:ascii="Arial" w:hAnsi="Arial" w:cs="Arial"/>
           <w:sz w:val="22"/>
           <w:szCs w:val="22"/>
-        </w:rPr>
-        <w:t xml:space="preserve"> </w:t>
-      </w:r>
-      <w:proofErr w:type="spellStart"/>
-      <w:r>
-        <w:rPr>
-          <w:rFonts w:ascii="Arial" w:hAnsi="Arial" w:cs="Arial"/>
-          <w:sz w:val="22"/>
-          <w:szCs w:val="22"/>
-        </w:rPr>
-        <w:t>Referencias</w:t>
+          <w:lang w:val="es-CL"/>
+        </w:rPr>
+        <w:t xml:space="preserve"> Referencias</w:t>
       </w:r>
       <w:bookmarkEnd w:id="9"/>
-      <w:proofErr w:type="spellEnd"/>
     </w:p>
     <w:p>
       <w:pPr>
+        <w:spacing w:line="360" w:lineRule="auto"/>
         <w:rPr>
           <w:rFonts w:ascii="Arial" w:hAnsi="Arial" w:cs="Arial"/>
           <w:lang w:val="es-CL"/>
@@ -4303,6 +4203,7 @@
     <w:p>
       <w:pPr>
         <w:keepLines/>
+        <w:spacing w:line="360" w:lineRule="auto"/>
         <w:ind w:left="432" w:hanging="432"/>
         <w:rPr>
           <w:rFonts w:ascii="Arial" w:hAnsi="Arial" w:cs="Arial"/>
@@ -4311,7 +4212,6 @@
       <w:r>
         <w:rPr>
           <w:rFonts w:ascii="Arial" w:hAnsi="Arial" w:cs="Arial"/>
-          <w:lang w:val="es-CL"/>
         </w:rPr>
         <w:t xml:space="preserve">ISO, IEC e IEEE (2018). </w:t>
       </w:r>
@@ -4336,17 +4236,33 @@
           <w:rFonts w:ascii="Arial" w:hAnsi="Arial" w:cs="Arial"/>
           <w:i/>
         </w:rPr>
-        <w:t xml:space="preserve"> público</w:t>
+        <w:t xml:space="preserve"> </w:t>
+      </w:r>
+      <w:proofErr w:type="spellStart"/>
+      <w:r>
+        <w:rPr>
+          <w:rFonts w:ascii="Arial" w:hAnsi="Arial" w:cs="Arial"/>
+          <w:i/>
+        </w:rPr>
+        <w:t>público</w:t>
+      </w:r>
+      <w:proofErr w:type="spellEnd"/>
+      <w:r>
+        <w:rPr>
+          <w:rFonts w:ascii="Arial" w:hAnsi="Arial" w:cs="Arial"/>
+        </w:rPr>
+        <w:t xml:space="preserve">. </w:t>
       </w:r>
       <w:r>
         <w:rPr>
           <w:rFonts w:ascii="Arial" w:hAnsi="Arial" w:cs="Arial"/>
         </w:rPr>
-        <w:t xml:space="preserve">. </w:t>
+        <w:t xml:space="preserve"> </w:t>
       </w:r>
-      <w:hyperlink r:id="rId8">
+      <w:hyperlink r:id="rId8" w:history="1">
         <w:r>
           <w:rPr>
+            <w:rStyle w:val="Hyperlink"/>
             <w:rFonts w:ascii="Arial" w:hAnsi="Arial" w:cs="Arial"/>
           </w:rPr>
           <w:t>https://www.iso.org/standard/72089.html</w:t>
@@ -5661,6 +5577,7 @@
   <w:style w:type="character" w:default="1" w:styleId="DefaultParagraphFont">
     <w:name w:val="Default Paragraph Font"/>
     <w:uiPriority w:val="1"/>
+    <w:semiHidden/>
     <w:unhideWhenUsed/>
   </w:style>
   <w:style w:type="table" w:default="1" w:styleId="TableNormal">
@@ -16510,6 +16427,29 @@
     <w:rsid w:val="00E57237"/>
     <w:rPr>
       <w:vertAlign w:val="superscript"/>
+    </w:rPr>
+  </w:style>
+  <w:style w:type="character" w:styleId="Hyperlink">
+    <w:name w:val="Hyperlink"/>
+    <w:basedOn w:val="DefaultParagraphFont"/>
+    <w:uiPriority w:val="99"/>
+    <w:unhideWhenUsed/>
+    <w:rsid w:val="00DF4203"/>
+    <w:rPr>
+      <w:color w:val="0000FF" w:themeColor="hyperlink"/>
+      <w:u w:val="single"/>
+    </w:rPr>
+  </w:style>
+  <w:style w:type="character" w:styleId="UnresolvedMention">
+    <w:name w:val="Unresolved Mention"/>
+    <w:basedOn w:val="DefaultParagraphFont"/>
+    <w:uiPriority w:val="99"/>
+    <w:semiHidden/>
+    <w:unhideWhenUsed/>
+    <w:rsid w:val="00DF4203"/>
+    <w:rPr>
+      <w:color w:val="605E5C"/>
+      <w:shd w:val="clear" w:color="auto" w:fill="E1DFDD"/>
     </w:rPr>
   </w:style>
 </w:styles>
